--- a/documentos/Fases_Del_Proyecto/Idea de aplicación de lectura y audiolibros.docx
+++ b/documentos/Fases_Del_Proyecto/Idea de aplicación de lectura y audiolibros.docx
@@ -33554,6 +33554,63 @@
       <w:cols w:space="708"/>
       <w:docGrid w:linePitch="360"/>
     </w:sectPr>
+    <w:p/>
+    <w:p>
+      <w:r>
+        <w:t>──────────────────────────────────────────────────────────────────────</w:t>
+      </w:r>
+    </w:p>
+    <w:p/>
+    <w:p>
+      <w:r>
+        <w:t>Nota histórica — junio 2026</w:t>
+      </w:r>
+    </w:p>
+    <w:p/>
+    <w:p>
+      <w:r>
+        <w:t>La aplicación fue publicada y ha alcanzado tres versiones estables:</w:t>
+      </w:r>
+    </w:p>
+    <w:p/>
+    <w:p>
+      <w:r>
+        <w:t>Versión 1.0.0 (marzo 2026):</w:t>
+      </w:r>
+    </w:p>
+    <w:p>
+      <w:r>
+        <w:t>Primera versión pública. Modo lectura, voces de Azure y ElevenLabs, favoritos, filtros y control de cuota.</w:t>
+      </w:r>
+    </w:p>
+    <w:p/>
+    <w:p>
+      <w:r>
+        <w:t>Versión 1.1.0 (abril 2026):</w:t>
+      </w:r>
+    </w:p>
+    <w:p>
+      <w:r>
+        <w:t>Los tres bloques pendientes completados: Amazon Polly, sistema de etiquetas {{@voz}} y Modo Grabación. Exportación MP3 a 44 100 Hz, deslizadores de velocidad y volumen, y descarga automática de actualizaciones.</w:t>
+      </w:r>
+    </w:p>
+    <w:p/>
+    <w:p>
+      <w:r>
+        <w:t>Versión 1.2.0 (junio 2026):</w:t>
+      </w:r>
+    </w:p>
+    <w:p>
+      <w:r>
+        <w:t>Deepgram Aura-2 integrado como motor de síntesis recomendado. Diccionario de pronunciación, historial de voces nuevas, control de cuota extendido a Deepgram, lectura continua sin pausas entre fragmentos.</w:t>
+      </w:r>
+    </w:p>
+    <w:p/>
+    <w:p>
+      <w:r>
+        <w:t>Todo lo que se esbozó en este documento como 'futuro' se convirtió en realidad antes de finalizar 2026.</w:t>
+      </w:r>
+    </w:p>
   </w:body>
 </w:document>
 </file>
